--- a/agent/contract/templates/zhanweifu/professional-subcontract.docx
+++ b/agent/contract/templates/zhanweifu/professional-subcontract.docx
@@ -84,7 +84,7 @@
           </w:tcPr>
           <w:p>
             <w:r>
-              <w:t>合同编号：{{ contractNo }}</w:t>
+              <w:t>合同编号：{{r contractNo }}</w:t>
             </w:r>
           </w:p>
         </w:tc>
@@ -149,7 +149,7 @@
           </w:tcPr>
           <w:p>
             <w:r>
-              <w:t>签订日期：{{ signYear }}年{{ signMonth }}月{{ signDay }}日</w:t>
+              <w:t>签订日期：{{r signYear }}年{{r signMonth }}月{{r signDay }}日</w:t>
             </w:r>
           </w:p>
         </w:tc>
@@ -571,17 +571,17 @@
           </w:tcPr>
           <w:p>
             <w:r>
-              <w:t>分包方（乙方）：{{ supplierName }}</w:t>
+              <w:t>分包方（乙方）：{{r supplierName }}</w:t>
               <w:br/>
-              <w:t>联系地址：{{ supplierAddress }}</w:t>
+              <w:t>联系地址：{{r supplierAddress }}</w:t>
               <w:br/>
-              <w:t>开户银行：{{ supplierBank }}</w:t>
+              <w:t>开户银行：{{r supplierBank }}</w:t>
               <w:br/>
-              <w:t>银行账号：{{ supplierAccount }}</w:t>
+              <w:t>银行账号：{{r supplierAccount }}</w:t>
               <w:br/>
-              <w:t>税号：{{ supplierTaxNo }}</w:t>
+              <w:t>税号：{{r supplierTaxNo }}</w:t>
               <w:br/>
-              <w:t>电话（Tel）：{{ supplierPhone }} 传真（Fax）：{{ supplierFax }}</w:t>
+              <w:t>电话（Tel）：{{r supplierPhone }} 传真（Fax）：{{r supplierFax }}</w:t>
             </w:r>
           </w:p>
         </w:tc>
@@ -663,7 +663,7 @@
         </w:rPr>
       </w:pPr>
       <w:r>
-        <w:t>工程名称：{{ projectName }}</w:t>
+        <w:t>工程名称：{{r projectName }}</w:t>
       </w:r>
     </w:p>
     <w:p>
@@ -684,7 +684,7 @@
         </w:rPr>
       </w:pPr>
       <w:r>
-        <w:t>工程地点：{{ engineeringLocation }}</w:t>
+        <w:t>工程地点：{{r engineeringLocation }}</w:t>
       </w:r>
     </w:p>
     <w:p>
@@ -705,7 +705,7 @@
         </w:rPr>
       </w:pPr>
       <w:r>
-        <w:t>工程范围：{{ engineeringScope }}，详见本合同“附件”。</w:t>
+        <w:t>工程范围：{{r engineeringScope }}，详见本合同“附件”。</w:t>
       </w:r>
     </w:p>
     <w:p>
@@ -1629,7 +1629,7 @@
           </w:tcPr>
           <w:p>
             <w:r>
-              <w:t>{{ item.node }}</w:t>
+              <w:t>{{r item.node }}</w:t>
             </w:r>
           </w:p>
         </w:tc>
@@ -1641,7 +1641,7 @@
           </w:tcPr>
           <w:p>
             <w:r>
-              <w:t>{{ item.progressDescription }}</w:t>
+              <w:t>{{r item.progressDescription }}</w:t>
             </w:r>
           </w:p>
         </w:tc>
@@ -1653,7 +1653,7 @@
           </w:tcPr>
           <w:p>
             <w:r>
-              <w:t>{{ item.paymentRate }}</w:t>
+              <w:t>{{r item.paymentRate }}</w:t>
             </w:r>
           </w:p>
         </w:tc>

--- a/agent/contract/templates/zhanweifu/professional-subcontract.docx
+++ b/agent/contract/templates/zhanweifu/professional-subcontract.docx
@@ -84,6 +84,10 @@
           </w:tcPr>
           <w:p>
             <w:r>
+              <w:rPr>
+                <w:rFonts w:ascii="仿宋" w:hAnsi="仿宋" w:eastAsia="仿宋"/>
+                <w:sz w:val="24"/>
+              </w:rPr>
               <w:t>合同编号：{{r contractNo }}</w:t>
             </w:r>
           </w:p>
@@ -118,7 +122,7 @@
             </w:pPr>
             <w:r>
               <w:rPr>
-                <w:rFonts w:eastAsia="仿宋"/>
+                <w:rFonts w:eastAsia="仿宋" w:ascii="仿宋" w:hAnsi="仿宋"/>
                 <w:color w:val="000000"/>
                 <w:sz w:val="24"/>
                 <w:szCs w:val="24"/>
@@ -127,7 +131,7 @@
             </w:r>
             <w:r>
               <w:rPr>
-                <w:rFonts w:hint="eastAsia" w:eastAsia="仿宋"/>
+                <w:rFonts w:hint="eastAsia" w:eastAsia="仿宋" w:ascii="仿宋" w:hAnsi="仿宋"/>
                 <w:color w:val="000000"/>
                 <w:sz w:val="24"/>
                 <w:szCs w:val="24"/>
@@ -149,6 +153,10 @@
           </w:tcPr>
           <w:p>
             <w:r>
+              <w:rPr>
+                <w:rFonts w:ascii="仿宋" w:hAnsi="仿宋" w:eastAsia="仿宋"/>
+                <w:sz w:val="24"/>
+              </w:rPr>
               <w:t>签订日期：{{r signYear }}年{{r signMonth }}月{{r signDay }}日</w:t>
             </w:r>
           </w:p>
@@ -211,7 +219,7 @@
       </w:pPr>
       <w:r>
         <w:rPr>
-          <w:rFonts w:eastAsia="仿宋"/>
+          <w:rFonts w:eastAsia="仿宋" w:ascii="仿宋" w:hAnsi="仿宋"/>
           <w:color w:val="000000"/>
           <w:sz w:val="24"/>
           <w:szCs w:val="24"/>
@@ -286,7 +294,7 @@
             </w:pPr>
             <w:r>
               <w:rPr>
-                <w:rFonts w:hint="eastAsia" w:eastAsia="仿宋"/>
+                <w:rFonts w:hint="eastAsia" w:eastAsia="仿宋" w:ascii="仿宋" w:hAnsi="仿宋"/>
                 <w:b/>
                 <w:color w:val="000000"/>
                 <w:sz w:val="24"/>
@@ -297,7 +305,7 @@
             </w:r>
             <w:r>
               <w:rPr>
-                <w:rFonts w:eastAsia="仿宋"/>
+                <w:rFonts w:eastAsia="仿宋" w:ascii="仿宋" w:hAnsi="仿宋"/>
                 <w:b/>
                 <w:color w:val="000000"/>
                 <w:sz w:val="24"/>
@@ -307,7 +315,7 @@
             </w:r>
             <w:r>
               <w:rPr>
-                <w:rFonts w:eastAsia="仿宋"/>
+                <w:rFonts w:eastAsia="仿宋" w:ascii="仿宋" w:hAnsi="仿宋"/>
                 <w:color w:val="000000"/>
                 <w:sz w:val="24"/>
                 <w:szCs w:val="24"/>
@@ -316,7 +324,7 @@
             </w:r>
             <w:r>
               <w:rPr>
-                <w:rFonts w:hint="eastAsia" w:eastAsia="仿宋"/>
+                <w:rFonts w:hint="eastAsia" w:eastAsia="仿宋" w:ascii="仿宋" w:hAnsi="仿宋"/>
                 <w:color w:val="000000"/>
                 <w:sz w:val="24"/>
                 <w:szCs w:val="24"/>
@@ -349,7 +357,7 @@
             </w:pPr>
             <w:r>
               <w:rPr>
-                <w:rFonts w:hint="eastAsia" w:eastAsia="仿宋"/>
+                <w:rFonts w:hint="eastAsia" w:eastAsia="仿宋" w:ascii="仿宋" w:hAnsi="仿宋"/>
                 <w:color w:val="000000"/>
                 <w:sz w:val="24"/>
                 <w:szCs w:val="24"/>
@@ -359,7 +367,7 @@
             </w:r>
             <w:r>
               <w:rPr>
-                <w:rFonts w:eastAsia="仿宋"/>
+                <w:rFonts w:eastAsia="仿宋" w:ascii="仿宋" w:hAnsi="仿宋"/>
                 <w:color w:val="000000"/>
                 <w:sz w:val="24"/>
                 <w:szCs w:val="24"/>
@@ -368,7 +376,7 @@
             </w:r>
             <w:r>
               <w:rPr>
-                <w:rFonts w:hint="eastAsia" w:eastAsia="仿宋"/>
+                <w:rFonts w:hint="eastAsia" w:eastAsia="仿宋" w:ascii="仿宋" w:hAnsi="仿宋"/>
                 <w:color w:val="000000"/>
                 <w:sz w:val="24"/>
                 <w:szCs w:val="24"/>
@@ -401,7 +409,7 @@
             </w:pPr>
             <w:r>
               <w:rPr>
-                <w:rFonts w:eastAsia="仿宋"/>
+                <w:rFonts w:eastAsia="仿宋" w:ascii="仿宋" w:hAnsi="仿宋"/>
                 <w:color w:val="000000"/>
                 <w:sz w:val="24"/>
                 <w:szCs w:val="24"/>
@@ -410,7 +418,7 @@
             </w:r>
             <w:r>
               <w:rPr>
-                <w:rFonts w:hint="eastAsia" w:eastAsia="仿宋"/>
+                <w:rFonts w:hint="eastAsia" w:eastAsia="仿宋" w:ascii="仿宋" w:hAnsi="仿宋"/>
                 <w:color w:val="000000"/>
                 <w:sz w:val="24"/>
               </w:rPr>
@@ -440,7 +448,7 @@
             </w:pPr>
             <w:r>
               <w:rPr>
-                <w:rFonts w:hint="eastAsia" w:eastAsia="仿宋"/>
+                <w:rFonts w:hint="eastAsia" w:eastAsia="仿宋" w:ascii="仿宋" w:hAnsi="仿宋"/>
                 <w:color w:val="000000"/>
                 <w:sz w:val="24"/>
                 <w:szCs w:val="24"/>
@@ -450,7 +458,7 @@
             </w:r>
             <w:r>
               <w:rPr>
-                <w:rFonts w:eastAsia="仿宋"/>
+                <w:rFonts w:eastAsia="仿宋" w:ascii="仿宋" w:hAnsi="仿宋"/>
                 <w:color w:val="000000"/>
                 <w:sz w:val="24"/>
                 <w:szCs w:val="24"/>
@@ -481,7 +489,7 @@
             </w:pPr>
             <w:r>
               <w:rPr>
-                <w:rFonts w:eastAsia="仿宋"/>
+                <w:rFonts w:eastAsia="仿宋" w:ascii="仿宋" w:hAnsi="仿宋"/>
                 <w:color w:val="000000"/>
                 <w:sz w:val="24"/>
                 <w:szCs w:val="24"/>
@@ -514,7 +522,7 @@
             </w:pPr>
             <w:r>
               <w:rPr>
-                <w:rFonts w:eastAsia="仿宋"/>
+                <w:rFonts w:eastAsia="仿宋" w:ascii="仿宋" w:hAnsi="仿宋"/>
                 <w:color w:val="000000"/>
                 <w:sz w:val="24"/>
                 <w:szCs w:val="24"/>
@@ -547,7 +555,7 @@
             </w:pPr>
             <w:r>
               <w:rPr>
-                <w:rFonts w:eastAsia="仿宋"/>
+                <w:rFonts w:eastAsia="仿宋" w:ascii="仿宋" w:hAnsi="仿宋"/>
                 <w:color w:val="000000"/>
                 <w:sz w:val="24"/>
                 <w:szCs w:val="24"/>
@@ -571,6 +579,10 @@
           </w:tcPr>
           <w:p>
             <w:r>
+              <w:rPr>
+                <w:rFonts w:ascii="仿宋" w:hAnsi="仿宋" w:eastAsia="仿宋"/>
+                <w:sz w:val="24"/>
+              </w:rPr>
               <w:t>分包方（乙方）：{{r supplierName }}</w:t>
               <w:br/>
               <w:t>联系地址：{{r supplierAddress }}</w:t>
@@ -663,6 +675,10 @@
         </w:rPr>
       </w:pPr>
       <w:r>
+        <w:rPr>
+          <w:rFonts w:ascii="仿宋" w:hAnsi="仿宋" w:eastAsia="仿宋"/>
+          <w:sz w:val="24"/>
+        </w:rPr>
         <w:t>工程名称：{{r projectName }}</w:t>
       </w:r>
     </w:p>
@@ -684,6 +700,10 @@
         </w:rPr>
       </w:pPr>
       <w:r>
+        <w:rPr>
+          <w:rFonts w:ascii="仿宋" w:hAnsi="仿宋" w:eastAsia="仿宋"/>
+          <w:sz w:val="24"/>
+        </w:rPr>
         <w:t>工程地点：{{r engineeringLocation }}</w:t>
       </w:r>
     </w:p>
@@ -705,6 +725,10 @@
         </w:rPr>
       </w:pPr>
       <w:r>
+        <w:rPr>
+          <w:rFonts w:ascii="仿宋" w:hAnsi="仿宋" w:eastAsia="仿宋"/>
+          <w:sz w:val="24"/>
+        </w:rPr>
         <w:t>工程范围：{{r engineeringScope }}，详见本合同“附件”。</w:t>
       </w:r>
     </w:p>
@@ -1629,6 +1653,10 @@
           </w:tcPr>
           <w:p>
             <w:r>
+              <w:rPr>
+                <w:rFonts w:ascii="仿宋" w:hAnsi="仿宋" w:eastAsia="仿宋"/>
+                <w:sz w:val="24"/>
+              </w:rPr>
               <w:t>{{r item.node }}</w:t>
             </w:r>
           </w:p>
@@ -1641,6 +1669,10 @@
           </w:tcPr>
           <w:p>
             <w:r>
+              <w:rPr>
+                <w:rFonts w:ascii="仿宋" w:hAnsi="仿宋" w:eastAsia="仿宋"/>
+                <w:sz w:val="24"/>
+              </w:rPr>
               <w:t>{{r item.progressDescription }}</w:t>
             </w:r>
           </w:p>
@@ -1653,6 +1685,10 @@
           </w:tcPr>
           <w:p>
             <w:r>
+              <w:rPr>
+                <w:rFonts w:ascii="仿宋" w:hAnsi="仿宋" w:eastAsia="仿宋"/>
+                <w:sz w:val="24"/>
+              </w:rPr>
               <w:t>{{r item.paymentRate }}</w:t>
             </w:r>
           </w:p>
